--- a/Tailored_CVs/Shinoy_Jobgether_QA_Engineer_Shopify_Platform.docx
+++ b/Tailored_CVs/Shinoy_Jobgether_QA_Engineer_Shopify_Platform.docx
@@ -70,7 +70,7 @@
           <w:b w:val="0"/>
           <w:sz w:val="19"/>
         </w:rPr>
-        <w:t>I am a QA Automation Engineer with over 8 years of experience testing high-volume financial and e-commerce platforms. I bring hands-on expertise in manual and automated testing, GitHub workflows, and cross-browser validation. I am comfortable working independently during evening or overnight hours to monitor live releases, triage defects, and ensure platform stability.</w:t>
+        <w:t>I am a QA Automation Engineer with over eight years of experience testing web applications, managing deployments, and validating releases. My background includes building scalable test frameworks using Playwright and Selenium, along with hands-on practice in CI/CD pipelines and backend data validation. I am comfortable working independently, tracking defects carefully, and collaborating with developers to ensure platform stability.</w:t>
       </w:r>
     </w:p>
     <w:p>
@@ -288,7 +288,7 @@
           <w:b w:val="0"/>
           <w:sz w:val="18"/>
         </w:rPr>
-        <w:t>▸ Executed manual and automated regression testing across desktop and mobile devices for checkout, subscriptions, and payment processing flows.</w:t>
+        <w:t>▸ Executed endtoend manual and automated regression testing across desktop and mobile workflows, covering checkout, payments, and user accounts.</w:t>
       </w:r>
     </w:p>
     <w:p>
@@ -301,7 +301,7 @@
           <w:b w:val="0"/>
           <w:sz w:val="18"/>
         </w:rPr>
-        <w:t>▸ Triaged and documented defects in GitHub Issues with clear reproduction steps, supporting screenshots, and severity classifications.</w:t>
+        <w:t>▸ Monitored live deployments and conducted smoke tests to identify functional bugs, broken experiences, and visual regressions before they affected end users.</w:t>
       </w:r>
     </w:p>
     <w:p>
@@ -314,7 +314,7 @@
           <w:b w:val="0"/>
           <w:sz w:val="18"/>
         </w:rPr>
-        <w:t>▸ Collaborated directly with developers through GitHub pull requests and issues to investigate root causes and validate fixes.</w:t>
+        <w:t>▸ Triaged and documented defects in issue tracking tools with clear reproduction steps, severity classifications, and relevant technical context for developers.</w:t>
       </w:r>
     </w:p>
     <w:p>
@@ -327,7 +327,7 @@
           <w:b w:val="0"/>
           <w:sz w:val="18"/>
         </w:rPr>
-        <w:t>▸ Streamlined test generation and deployment scripts using Gemini Code Assist to improve overall testing efficiency.</w:t>
+        <w:t>▸ Streamlined test generation and deployment scripts utilizing AI tools like Gemini Code Assist to speed up validation cycles.</w:t>
       </w:r>
     </w:p>
     <w:p>

--- a/Tailored_CVs/Shinoy_Jobgether_QA_Engineer_Shopify_Platform.docx
+++ b/Tailored_CVs/Shinoy_Jobgether_QA_Engineer_Shopify_Platform.docx
@@ -70,7 +70,7 @@
           <w:b w:val="0"/>
           <w:sz w:val="19"/>
         </w:rPr>
-        <w:t>I am a QA Automation Engineer with over eight years of experience testing web applications, managing deployments, and validating releases. My background includes building scalable test frameworks using Playwright and Selenium, along with hands-on practice in CI/CD pipelines and backend data validation. I am comfortable working independently, tracking defects carefully, and collaborating with developers to ensure platform stability.</w:t>
+        <w:t>I am a QA Automation Engineer with over eight years of experience testing high-volume platforms and managing releases in financial environments. I have strong hands-on experience with Playwright, Selenium, and CI/CD pipelines, along with practical background in manual test execution, defect triage, and cross-browser validation. I am comfortable working independently and collaborating with developers through GitHub to investigate issues and validate fixes.</w:t>
       </w:r>
     </w:p>
     <w:p>
@@ -288,7 +288,7 @@
           <w:b w:val="0"/>
           <w:sz w:val="18"/>
         </w:rPr>
-        <w:t>▸ Executed endtoend manual and automated regression testing across desktop and mobile workflows, covering checkout, payments, and user accounts.</w:t>
+        <w:t>▸ Executed endtoend manual and automated regression testing across desktop and mobile user flows, validating features like payment processing and checkout workflows.</w:t>
       </w:r>
     </w:p>
     <w:p>
@@ -301,7 +301,7 @@
           <w:b w:val="0"/>
           <w:sz w:val="18"/>
         </w:rPr>
-        <w:t>▸ Monitored live deployments and conducted smoke tests to identify functional bugs, broken experiences, and visual regressions before they affected end users.</w:t>
+        <w:t>▸ Created and maintained test cases while performing crossbrowser and crossdevice testing to catch visual regressions and functional bugs.</w:t>
       </w:r>
     </w:p>
     <w:p>
@@ -314,7 +314,7 @@
           <w:b w:val="0"/>
           <w:sz w:val="18"/>
         </w:rPr>
-        <w:t>▸ Triaged and documented defects in issue tracking tools with clear reproduction steps, severity classifications, and relevant technical context for developers.</w:t>
+        <w:t>▸ Triaged and documented defects in JIRA and GitHub with clear reproduction steps, severity levels, and supporting technical context to help developers isolate issues.</w:t>
       </w:r>
     </w:p>
     <w:p>
@@ -327,7 +327,7 @@
           <w:b w:val="0"/>
           <w:sz w:val="18"/>
         </w:rPr>
-        <w:t>▸ Streamlined test generation and deployment scripts utilizing AI tools like Gemini Code Assist to speed up validation cycles.</w:t>
+        <w:t>▸ Streamlined test generation and deployment scripts using Gemini Code Assist, reducing manual setup time for regression runs.</w:t>
       </w:r>
     </w:p>
     <w:p>
